--- a/public/downloads/recruitment-plan.docx
+++ b/public/downloads/recruitment-plan.docx
@@ -1371,7 +1371,7 @@
         <w:spacing w:after="120"/>
       </w:pPr>
       <w:r>
-        <w:t xml:space="preserve">Retention belongs in the same document because it uses the same funnel: every randomized patient who drops out has to be replaced from the top. E6(R3) treats the two together, listing recruitment and retention rates among the things monitoring reviews.</w:t>
+        <w:t xml:space="preserve">Retention belongs in the same document because it uses the same funnel: every randomized patient who drops out has to be replaced from the top. E6(R3) treats the two together, listing recruitment and retention rates among the things monitoring reviews. Our participant retention guide covers the evidence behind each step below.</w:t>
       </w:r>
     </w:p>
     <w:p>
